--- a/example_articles/gender/Other/2.gender_Other_New_York_Times.docx
+++ b/example_articles/gender/Other/2.gender_Other_New_York_Times.docx
@@ -7,9 +7,7 @@
         <w:pStyle w:val="Heading1"/>
       </w:pPr>
       <w:r>
-        <w:t>EVOLUTION IN EUROPE;</w:t>
-        <w:br/>
-        <w:t>German Leaders in Accord On Speeding Up Unification</w:t>
+        <w:t>A Grand Entrance at St. Patrick's Cathedral</w:t>
       </w:r>
     </w:p>
     <w:p>
@@ -19,27 +17,27 @@
     </w:p>
     <w:p>
       <w:r>
-        <w:t>Date: 1990-08-04</w:t>
+        <w:t>Date: 2009-04-15</w:t>
       </w:r>
     </w:p>
     <w:p>
       <w:r>
-        <w:t>Section: Section 1; Page 7, Column 5; Foreign Desk</w:t>
+        <w:t>Section: Section A; Column 0; Metropolitan Desk; Pg. 19</w:t>
       </w:r>
     </w:p>
     <w:p>
       <w:r>
-        <w:t>Source File: NYT/44.DOCX</w:t>
+        <w:t>Source file: NYT/41.DOCX</w:t>
       </w:r>
     </w:p>
     <w:p>
       <w:r>
-        <w:t>Raw gender result: Mostly young men (ages 18–24 highlighted)</w:t>
+        <w:t>Raw gender result, 'gender': Mostly graying residents (older adults)</w:t>
       </w:r>
     </w:p>
     <w:p>
       <w:r>
-        <w:t>gender_stand (Standardized): Other</w:t>
+        <w:t>Standardized gender result, 'gender_stand': Other</w:t>
       </w:r>
     </w:p>
     <w:p>
@@ -51,55 +49,72 @@
     </w:p>
     <w:p>
       <w:r>
-        <w:t>Leaders of the Governments in Bonn and East Berlin moved today to speed up the formal unification of Germany by seven weeks with national elections on Oct. 14.</w:t>
+        <w:t>In ceremonies marked by solemn Christian ritual and the stagecraft of the grand entrance, Archbishop Timothy M. Dolan was warmly welcomed Tuesday night as the new leader and high priest of the Roman Catholic Archdiocese of New York.</w:t>
         <w:br/>
-        <w:t>The shift from a Dec. 2 election date was proposed this morning by East Germany's Prime Minister, Lothar de Maiziere, and warmly endorsed in mid-afternoon by West Germany's Chancellor, Helmut Kohl.</w:t>
+        <w:t xml:space="preserve">  Seven weeks after Pope Benedict XVI selected him to succeed Cardinal Edward M. Egan, who is retiring at age 77, Archbishop Dolan, 59, a mirthful pastor and a theological conservative who has headed the Archdiocese of Milwaukee for the last seven years, rapped sharply on the massive bronze front doors of St. Patrick's Cathedral. In the intricately scripted rite, the doors were pulled open and he proceeded inside for a vespers ceremony -- the start of two days of ritual, prayer and music that will make him the most prominent Catholic prelate in the nation. </w:t>
         <w:br/>
-        <w:t>Both heads of the German Governments mentioned East Germany's increasing economic problems as a compelling reason for accelerating the process of unification, but it is also apparent that both perceive holding elections sooner as an advantage for their Christian Democratic Union in the voting.</w:t>
+        <w:t xml:space="preserve">  Archbishop Dolan donned the steeple-shaped miter of his office, sat for the first time in the carved wooden throne on St. Patrick's altar and grinned his toothy smile at a wildly applauding crowd of 3,000, composed mainly of priests, nuns, bishops and deacons representing the 2.5 million Catholics of the archdiocese's 400 parishes.</w:t>
+        <w:br/>
+        <w:t xml:space="preserve">  In his first homily, the archbishop quickly let loose with a voice of informality and humor that fit his reputation as the man who once wore the ''cheesehead'' hat of a Wisconsin sports fan to Mass in Milwaukee. He thanked the archdiocese's people for welcoming him, then revealed the trepidation he felt when invited to take the job.</w:t>
+        <w:br/>
+        <w:t xml:space="preserve">  ''Go away, Lord! I'm not your man,'' he said in recounting an inner dialogue with God. ''My Spanish is lousy and my English not much better. I'm still angry at New York for taking Favre and Sabathia from us in Wisconsin. The Yankees and Mets over the Cardinals and Brewers? Forget it!'' he said. It was the first homily at St. Patrick's in recent memory that was punctuated with exclamation marks in the official transcript. </w:t>
+        <w:br/>
+        <w:t xml:space="preserve">  But Archbishop Dolan also referred, if passingly, to ''the scandal of clergy sexual abuse,'' a problem that has delivered devastating blows to the church's moral standing and financial ledger. He listed it among a set of problems he said were facing the church, including ''threats to marriage and family, to the unborn baby and fragile human life at all stages,'' and the growing scarcity of priests.</w:t>
+        <w:br/>
+        <w:t xml:space="preserve">  Folding together his personal fears and the stark problems facing his church, the new archbishop invoked the words of Pope John Paul II in addressing the United Nations on his last visit to New York in 1995. ''We must not be afraid of the future,'' he said. ''It is no accident that we are here.''</w:t>
+        <w:br/>
+        <w:t xml:space="preserve">  The capacity crowd rose to give him a standing ovation.</w:t>
+        <w:br/>
+        <w:t xml:space="preserve">  Tuesday night's services served, in a sense, as a dress rehearsal for the much more public program on Wednesday afternoon, when invited guests will include Gov. David A. Paterson, New York's two United States senators, and a wide array of clergy members from other faiths. In that roughly three-hour ceremony, Archbishop Dolan will be officially installed and celebrate his first Mass in the post. </w:t>
+        <w:br/>
+        <w:t xml:space="preserve">  The two days of ritual are based in a tradition codified by the church in the third century. Every blessing, hymn, exchange of documents, change of vestments, seating arrangement and processional comes from the canonical book known as the Bishop's Ceremony. </w:t>
+        <w:br/>
+        <w:t xml:space="preserve">  In the few unscripted pieces available to the incoming archbishop, though, there are signs of a personality with working-class heft. </w:t>
+        <w:br/>
+        <w:t xml:space="preserve">  For instance, Archbishop Dolan's choice of soloist for the musical interlude following the communion rite at Wednesday's service is Ronan Tynan, best known as the cantor of Yankee Stadium for his post-9/11 performances of ''God Bless America.'' At Archbishop Dolan's request he will sing Schubert's ''Ave Maria.'' (In that spot in the ceremony in 2000, Cardinal Egan chose Renee Fleming to perform Mozart's ''Exultate Iubilate.'') </w:t>
+        <w:br/>
+        <w:t xml:space="preserve">  Archbishop Dolan becomes the 13th Catholic leader of New York since the Vatican appointed its first bishop here in 1808. He is the 10th archbishop, and the first since the mid-19th century to succeed a living predecessor as prelate of the New York region. A vast territory, the archdiocese includes Manhattan, the Bronx, Staten Island and seven northern counties, stretching from to the parishes of the Catskills.</w:t>
+        <w:br/>
+        <w:t xml:space="preserve">  Tuesday night's ceremony began with a rafter-rattling blast of organ music as accompaniment to a colorful procession of flags, each from one of the 19 geographic regions of the archdiocese. As the marchers filed by outside the cathedral, Archbishop Dolan, awaiting his place at the end of the parade, cheered them from the sidelines.</w:t>
+        <w:br/>
+        <w:t xml:space="preserve">  After that, another procession was launched, this one setting the stage for the service's most resonant moment. Priests, bishops, archbishops and cardinals, many of them leaders in the American hierarchy, each wearing the red skull cap or the purple sash or the white robe of his rank and order, solemnly marched up the aisle toward the great brass doors at the main entrance to the cathedral. There, they awaited the three knocks that were to announce the arrival of the new archbishop.</w:t>
+        <w:br/>
+        <w:t xml:space="preserve">  At about 7 p.m., Archbishop Dolan knocked. To overcome what archdiocese staff had feared would be a meager sound announcing himself, they provided him with a hammer. He rapped six times, and then after a pause, rapped three more times, smiling broadly as a rumble of laughter rolled through the assembly of Catholics inside the cathedral.</w:t>
+        <w:br/>
+        <w:t xml:space="preserve">  In church tradition, the knocks symbolize the humble supplication of the new archbishop, seeking a welcome from the flock. </w:t>
+        <w:br/>
+        <w:t xml:space="preserve">  When the doors were flung wide, Archbishop Dolan was officially welcomed by a contingent of hierarchs, including Archbishop Pietro Sambi, the apostolic nuncio or ambassador to the United States from the Vatican.</w:t>
+        <w:br/>
+        <w:t xml:space="preserve">  Cardinal Egan turned and shook his successor's hand, using both his hands.</w:t>
+        <w:br/>
+        <w:t xml:space="preserve">  ''Allow me to assure you, that's the last time you're going to have to knock twice to get into St. Pat's,'' Cardinal Egan said during his welcoming remarks.</w:t>
+        <w:br/>
+        <w:t xml:space="preserve">  Soon after, the cathedral erupted in loud applause as Archbishop Dolan was led to the altar, and for the first time in his new home church, donned the tall headdress known as the miter.</w:t>
+        <w:br/>
+        <w:t xml:space="preserve">  Sitting in the audience were the archbishop's mother and other family members. Sister Mary Bosco Daly, 84, his second-grade teacher from his native St. Louis, came from Ireland. From the altar, she read from the first Letter of Saint Peter. </w:t>
+        <w:br/>
+        <w:t xml:space="preserve">  The cathedral filled with the sounds of different languages as prayers were read in Akan, Korean, Portuguese, German and Mandarin.</w:t>
+        <w:br/>
+        <w:t xml:space="preserve">  At the end of the service, the crowd inside the cathedral erupted in wave after wave of applause as Archbishop Dolan stepped into the pews and shook the many hands outstretched. Many in the pews were priests and members of religious orders, but many were lay people active in their churches who had received the two tickets allotted to each parish for the event. </w:t>
+        <w:br/>
+        <w:t xml:space="preserve">  At the front of the cathedral, the new archbishop then mingled with the many priests and seminarians gathered to offer their congratulations. He moved like a veteran politician at a get-out-the -vote rally, putting his arm around one man after another, and pointing at those who were too far away to touch.</w:t>
+        <w:br/>
+        <w:br/>
+        <w:t>http://www.nytimes.com</w:t>
+        <w:br/>
+        <w:br/>
+        <w:t>Graphic</w:t>
+        <w:br/>
         <w:br/>
         <w:t xml:space="preserve"> </w:t>
         <w:br/>
-        <w:t>Criticized by Opposition</w:t>
+        <w:t>PHOTOS: Archbishop Timothy M. Dolan of Milwaukee entered St. Patrick's Cathedral, his new spiritual home, on Tuesday after knocking nine times on the door.</w:t>
         <w:br/>
-        <w:t>Their action came as a shock to the Bonn and East Berlin opposition parties. Oskar Lafontaine, the Social Democratic candidate for the chancellorship, said his party would attempt to block this ''transparent manipulation.'' Heide Ruhle of the executive board of the Green Party accused the Kohl leadership of being ''crazed with power.''</w:t>
+        <w:t>Archbishop Dolan was welcomed by Cardinal Edward M. Egan, left, the departing leader of the Roman Catholic Archdiocese of New York.(PHOTOGRAPHS BY TODD HEISLER/THE NEW YORK TIMES)</w:t>
         <w:br/>
-        <w:t>Bonn Government officials said the two leaders reached agreement in secret on speeding unification and setting the Oct. 14 election date at an unannounced meeting on Tuesday evening at the Austrian resort town of Sankt Gilgen.</w:t>
+        <w:t>Archbishop Timothy M. Dolan participated Tuesday in a vespers ceremony. He will be formally installed Wednesday as Roman Catholic archbishop of New York.(PHOTOGRAPH BY DAMON WINTER/THE NEW YORK TIMES)</w:t>
         <w:br/>
-        <w:t>In a poll of 3,012 West Germans last month, 57.4 percent said they would support Mr. Kohl if national elections were held then. It was a 5 percent increase over an identical poll taken the week before. Can Kohl's Popularity Last?  But Chancellor Kohl, who has mastered the intricacies of German domestic politics like few others in his office ever have, knows that his popularity could subside rapidly as West German taxpayers tire of hearing that they must pay increasing sums to bail East Germany out of its economic troubles.</w:t>
-        <w:br/>
-        <w:t>It is a fact that the economic situation in East Germany has been deteriorating in recent weeks, with unemployment shooting up, factories closing down and consumer prices rising. East Germans continue to seek relief by moving to West Germany in large numbers. Mr. de Maiziere's Government has been pressing Bonn for up to $25 billion to cope with the problem.</w:t>
-        <w:br/>
-        <w:t>This has already alarmed large numbers of West Germans, and those Bonn politicians who are not on vacation have spent much of the week decrying the East German demands for emergency assistance.</w:t>
-        <w:br/>
-        <w:t>It is not clear that moving up the elections from Dec. 2 to mid-October is a sure thing.</w:t>
-        <w:br/>
-        <w:t xml:space="preserve"> </w:t>
-        <w:br/>
-        <w:t>Opposition Is Opposed</w:t>
-        <w:br/>
-        <w:t>The opposition Social Democrats are bitterly opposed since the shift would undoubtedly hurt them in the polls. Some Socialist politicians said the speedup was unconstitutional and one pointed out that the Social Democrats have a majority in the upper house of the West German Parliament, which might conceivably block the move.</w:t>
-        <w:br/>
-        <w:t>A spokesman for the Social Democrats said the act of unification itself can be achieved ''at any time'' when the East German Parliament votes to join West Germany under the West German Constitution. That is expected to be done in the form of approving an East-West German treaty on political-legal unification that is very close to completion.</w:t>
-        <w:br/>
-        <w:t>The Social Democratic spokesman, Eduard Heussen, said the only way that the Kohl Government could change the election date to mid-October would be to call for a vote of confidence in the Bonn Parliament, a vote which Mr. Kohl would deliberately seek to lose, thereby automatically forcing new elections that he could set for Oct. 14.</w:t>
-        <w:br/>
-        <w:t xml:space="preserve"> </w:t>
-        <w:br/>
-        <w:t>'Unexpected Turn of Events'</w:t>
-        <w:br/>
-        <w:t>However it is done, the next days and weeks in German politics are going to involve excruciatingly precise timing, as a Soviet Government spokesman pointed out today.</w:t>
-        <w:br/>
-        <w:t>''It is quite an unexpected turn of events for us,'' said Yuri Gremitskykh of the Foreign Ministry in Moscow, adding that ''the proposal by de Maiziere could disrupt the smooth work'' of the United States, Soviet Union, France and Britain to accommodate German unification in their capacities as victor powers in World War II with residual responsibilities for Germany.</w:t>
-        <w:br/>
-        <w:t>He was referring to the ''two plus four'' talks begun in February among the former wartime Allies and the two German Governments. The talks are supposed to be completed in a meeting in Moscow on Sept. 12.</w:t>
-        <w:br/>
-        <w:t>''It was agreed by all sides that external aspects of German unification should be decided before the official declaration of a single German state,'' Mr. Gremitskykh said.  State Elections in East Also figuring in the timing is a treaty on procedures in the national elections signed today by East and West German negotiators in East Berlin and the political-legal treaty on unification that is largely complete. The Federal Parliament is to be convened in a special session next Wednesday to approve the election pact, although some members of the Constitutional Court in Karlsruhe are questioning its legality.</w:t>
-        <w:br/>
-        <w:t>A further complication in timing is that East Germany has decided to reconstitute itself into 5 federal states equivalent to the 10 West German federal states, with a reunited Berlin as a 16th federal state.</w:t>
-        <w:br/>
-        <w:t>To that end, East Germany has scheduled elections for the five states - to be called Mecklenburg-West Pomerania, Saxony, Thuringia, Saxony Anhalt and Brandenburg - on Oct. 14, seven months after the country's first free elections. Thus under the Kohl-de Maiziere plan there would be simultaneous national elections and East German state elections.</w:t>
-        <w:br/>
-        <w:t>Already, there are bitter complaints from the Party of Democratic Socialism in East Germany, the successor of the Communist Party, that Mr. de Maiziere's Government has gerrymandered election districts in East Berlin to split up traditional working-class boroughs like Lichtenberg and Hohenschonhausen. ''It is scandalous,'' said the Democratic Socialist chairman, Gregor Gysi.</w:t>
+        <w:t xml:space="preserve"> Clergy members were caught in the rain during the procession outside St. Patrick's Cathedral.(PHOTOGRAPH BY MICHAEL APPLETON FOR THE NEW YORK TIMES)(pg. A24)</w:t>
       </w:r>
     </w:p>
     <w:sectPr>

--- a/example_articles/gender/Other/2.gender_Other_New_York_Times.docx
+++ b/example_articles/gender/Other/2.gender_Other_New_York_Times.docx
@@ -7,7 +7,7 @@
         <w:pStyle w:val="Heading1"/>
       </w:pPr>
       <w:r>
-        <w:t>A Grand Entrance at St. Patrick's Cathedral</w:t>
+        <w:t>What the Reversal of Roe Means for Women's Work</w:t>
       </w:r>
     </w:p>
     <w:p>
@@ -17,22 +17,22 @@
     </w:p>
     <w:p>
       <w:r>
-        <w:t>Date: 2009-04-15</w:t>
+        <w:t>Date: 2022-06-29</w:t>
       </w:r>
     </w:p>
     <w:p>
       <w:r>
-        <w:t>Section: Section A; Column 0; Metropolitan Desk; Pg. 19</w:t>
+        <w:t>Section: Section A; Column 0; Editorial Desk; Pg. 23; TRESSIE MCMILLAN COTTOM</w:t>
       </w:r>
     </w:p>
     <w:p>
       <w:r>
-        <w:t>Source file: NYT/41.DOCX</w:t>
+        <w:t>Source file: NYT/8.DOCX</w:t>
       </w:r>
     </w:p>
     <w:p>
       <w:r>
-        <w:t>Raw gender result, 'gender': Mostly graying residents (older adults)</w:t>
+        <w:t>Raw gender result, 'gender': Mostly women (mentions women and trans men as affected)</w:t>
       </w:r>
     </w:p>
     <w:p>
@@ -49,58 +49,48 @@
     </w:p>
     <w:p>
       <w:r>
-        <w:t>In ceremonies marked by solemn Christian ritual and the stagecraft of the grand entrance, Archbishop Timothy M. Dolan was warmly welcomed Tuesday night as the new leader and high priest of the Roman Catholic Archdiocese of New York.</w:t>
+        <w:t xml:space="preserve">Roe has been doctrine my entire life. When I graduated from high school, the senior year photographs were included in a memory book. One of the pages invited us to imagine our careers and salary 10 years in the future. I predicted I would be a lawyer earning a very realistic $35,000 a year. I was not stupid. I knew that race and gender might make that much harder to achieve. It never occurred to me that I should temper my aspirations because I was a girl. </w:t>
         <w:br/>
-        <w:t xml:space="preserve">  Seven weeks after Pope Benedict XVI selected him to succeed Cardinal Edward M. Egan, who is retiring at age 77, Archbishop Dolan, 59, a mirthful pastor and a theological conservative who has headed the Archdiocese of Milwaukee for the last seven years, rapped sharply on the massive bronze front doors of St. Patrick's Cathedral. In the intricately scripted rite, the doors were pulled open and he proceeded inside for a vespers ceremony -- the start of two days of ritual, prayer and music that will make him the most prominent Catholic prelate in the nation. </w:t>
+        <w:t xml:space="preserve">  In one lifetime, Roe had pushed women so fully into the paid labor market that it was normal for high school seniors to be asked to answer a genderless prompt about their economic aspirations. Flipping through that book today feels like reading a fairy tale, the old Grimm ones and not the new Disney ones.</w:t>
         <w:br/>
-        <w:t xml:space="preserve">  Archbishop Dolan donned the steeple-shaped miter of his office, sat for the first time in the carved wooden throne on St. Patrick's altar and grinned his toothy smile at a wildly applauding crowd of 3,000, composed mainly of priests, nuns, bishops and deacons representing the 2.5 million Catholics of the archdiocese's 400 parishes.</w:t>
+        <w:t xml:space="preserve">  I grew up choosing where and how I work because Roe v. Wade gave me many of the same basic rights of personhood as men, for example. Millions of women have, to different degrees, been able to do the same.</w:t>
         <w:br/>
-        <w:t xml:space="preserve">  In his first homily, the archbishop quickly let loose with a voice of informality and humor that fit his reputation as the man who once wore the ''cheesehead'' hat of a Wisconsin sports fan to Mass in Milwaukee. He thanked the archdiocese's people for welcoming him, then revealed the trepidation he felt when invited to take the job.</w:t>
+        <w:t xml:space="preserve">  With Roe v. Wade toppled, we do not have the same rights in all labor markets. In a global market, an empowered worker is one who can migrate. With Dobbs, women cannot assume that we can safely work in Idaho the same way that we can in Oregon or Washington. I cannot negotiate wages or time off with an employer with the same risk profile as those who cannot become pregnant. An employer who offers lower pay in a state with abortion care indirectly benefits from women's inability to take our labor on the open market across the nation. Thanks to a rogue court, women's lives are now more determined by the accidents of our birth than they were a week ago.</w:t>
         <w:br/>
-        <w:t xml:space="preserve">  ''Go away, Lord! I'm not your man,'' he said in recounting an inner dialogue with God. ''My Spanish is lousy and my English not much better. I'm still angry at New York for taking Favre and Sabathia from us in Wisconsin. The Yankees and Mets over the Cardinals and Brewers? Forget it!'' he said. It was the first homily at St. Patrick's in recent memory that was punctuated with exclamation marks in the official transcript. </w:t>
+        <w:t xml:space="preserve">  Those accidents of birth include circumscribing women's lives by making them dependent upon corporate beneficence. Some companies, including Dick's Sporting Goods, immediately issued statements that they would offer reimbursements to employees for traveling for abortion services. The largess of Dick's and other companies is noteworthy. But it requires women to disclose their health status to a boss they have to hope is well meaning. That says nothing of also hoping that corporate management or leadership does not change. Well-meaning employers can come and go. They also vary in how well meaning they are in terms of pledges of their employee support.</w:t>
         <w:br/>
-        <w:t xml:space="preserve">  But Archbishop Dolan also referred, if passingly, to ''the scandal of clergy sexual abuse,'' a problem that has delivered devastating blows to the church's moral standing and financial ledger. He listed it among a set of problems he said were facing the church, including ''threats to marriage and family, to the unborn baby and fragile human life at all stages,'' and the growing scarcity of priests.</w:t>
+        <w:t xml:space="preserve">  Months before the decision was officially handed down, Starbucks also issued a statement vowing support for employees who seek abortion care. But its statement adds that it cannot guarantee that benefit to workers in unionized stores. Union drives at Starbucks have increased worker power. Many of those workers are women and people who can become pregnant. Potentially attaching support for abortion care to nonunionized labor is a perfect example of why corporations should not be arbiters of human rights.</w:t>
         <w:br/>
-        <w:t xml:space="preserve">  Folding together his personal fears and the stark problems facing his church, the new archbishop invoked the words of Pope John Paul II in addressing the United Nations on his last visit to New York in 1995. ''We must not be afraid of the future,'' he said. ''It is no accident that we are here.''</w:t>
+        <w:t xml:space="preserve">  The majority opinion in Dobbs argues that it is merely making the right to an abortion a state's decision. In reality, the justices are making it a corporation's privilege. A society cannot be held together when half of a population has to rely so heavily on the kindness of strangers to do something as basic as work.</w:t>
         <w:br/>
-        <w:t xml:space="preserve">  The capacity crowd rose to give him a standing ovation.</w:t>
+        <w:t xml:space="preserve">  Economics, labor and jobs matter for more reasons than money. Jobs and income are the basic units of U.S. citizenship, in practice. Jobs are how we earn dignity. Income is one way we fund the state, through taxes and production. Jobs are also how the state provisions its responsibility to us, by relying on employers to deliver goods like health care and social security.</w:t>
         <w:br/>
-        <w:t xml:space="preserve">  Tuesday night's services served, in a sense, as a dress rehearsal for the much more public program on Wednesday afternoon, when invited guests will include Gov. David A. Paterson, New York's two United States senators, and a wide array of clergy members from other faiths. In that roughly three-hour ceremony, Archbishop Dolan will be officially installed and celebrate his first Mass in the post. </w:t>
+        <w:t xml:space="preserve">  For only 58 years of the nation's 246-year-old economy, women have been able to avail themselves -- thanks to Title VII of the Civil Rights Act -- of the full citizenship that we effectively purchase through our jobs. We have been able to migrate from the South to the North and the West, seeking better wages and more opportunity. Abortion access afforded women more and better economic opportunities, and those economic opportunities made women more viable in the eyes of the law. We have cobbled together economic opportunity, albeit for less pay than men, yes. But any paid work made us more free by making us more whole in the eyes of courts and institutions.</w:t>
         <w:br/>
-        <w:t xml:space="preserve">  The two days of ritual are based in a tradition codified by the church in the third century. Every blessing, hymn, exchange of documents, change of vestments, seating arrangement and processional comes from the canonical book known as the Bishop's Ceremony. </w:t>
+        <w:t xml:space="preserve">  Today we pay a greater price for that freedom than do men. And it is a price that our children will inherit. Many of the people who celebrate the Dobbs decision are nostalgic for a pre-World War II American economy. That economy kept women from competing with men in the paid labor market. It also relied on unions to protect working-class men's incomes. That economy is gone. This economy will not magically provide good jobs and good wages for men who will pass that on to their wives and children.</w:t>
         <w:br/>
-        <w:t xml:space="preserve">  In the few unscripted pieces available to the incoming archbishop, though, there are signs of a personality with working-class heft. </w:t>
+        <w:t xml:space="preserve">  As a Black woman, I inherited the debts that white racism exacted upon the livelihoods of my grandparents and great-grandparents and their great-grandparents. I know well what that inheritance feels like. It makes your life poorer. It makes your communities poorer. And it dooms a society.</w:t>
         <w:br/>
-        <w:t xml:space="preserve">  For instance, Archbishop Dolan's choice of soloist for the musical interlude following the communion rite at Wednesday's service is Ronan Tynan, best known as the cantor of Yankee Stadium for his post-9/11 performances of ''God Bless America.'' At Archbishop Dolan's request he will sing Schubert's ''Ave Maria.'' (In that spot in the ceremony in 2000, Cardinal Egan chose Renee Fleming to perform Mozart's ''Exultate Iubilate.'') </w:t>
+        <w:t xml:space="preserve">  That we are all less free than we were on Thursday is, even by now, a cliché. But in fact, that is more true for poor women and trans men than for others. Do not mistake the specific harm for localized harm. When women cannot move freely across this nation, sure that they have basic human rights as they migrate, we are all anchored to the poverty of their choices.</w:t>
         <w:br/>
-        <w:t xml:space="preserve">  Archbishop Dolan becomes the 13th Catholic leader of New York since the Vatican appointed its first bishop here in 1808. He is the 10th archbishop, and the first since the mid-19th century to succeed a living predecessor as prelate of the New York region. A vast territory, the archdiocese includes Manhattan, the Bronx, Staten Island and seven northern counties, stretching from to the parishes of the Catskills.</w:t>
+        <w:t xml:space="preserve">  There are even worse days ahead. By all accounts, the overturning of Roe v. Wade is just the beginning of decisions that could reverse hard-won human rights for all Americans. Justice Clarence Thomas indicated that L.G.B.T.Q rights, birth control access and health care privacy may be in the court's cross hairs.</w:t>
         <w:br/>
-        <w:t xml:space="preserve">  Tuesday night's ceremony began with a rafter-rattling blast of organ music as accompaniment to a colorful procession of flags, each from one of the 19 geographic regions of the archdiocese. As the marchers filed by outside the cathedral, Archbishop Dolan, awaiting his place at the end of the parade, cheered them from the sidelines.</w:t>
+        <w:t xml:space="preserve">  I am still reeling from waking up in a new world. But that feeling cannot solidify into inertia. We can and should donate to organizations that provide abortion services in local communities. At the same time, donations will not save us. Consumer citizenship has trained us to think about our politics as a set of transactions that we can purchase as we do a car or a new pair of shoes. Restoring human rights will require direct political engagement and tremendous resistance. I am not particularly hopeful.</w:t>
         <w:br/>
-        <w:t xml:space="preserve">  After that, another procession was launched, this one setting the stage for the service's most resonant moment. Priests, bishops, archbishops and cardinals, many of them leaders in the American hierarchy, each wearing the red skull cap or the purple sash or the white robe of his rank and order, solemnly marched up the aisle toward the great brass doors at the main entrance to the cathedral. There, they awaited the three knocks that were to announce the arrival of the new archbishop.</w:t>
+        <w:t xml:space="preserve">  Justice Samuel Alito wrote the majority decision. The journalist Stephanie Mencimer wrote in Mother Jones that it was always ''going to be Alito'' who would write the majority decision. Alito says that the court cannot be concerned with how its decisions affect people. Linda Greenhouse in The Times described the opinion as arrogant. I expect arrogance from a conservative court. It is more important to me that the decision is so bold.</w:t>
         <w:br/>
-        <w:t xml:space="preserve">  At about 7 p.m., Archbishop Dolan knocked. To overcome what archdiocese staff had feared would be a meager sound announcing himself, they provided him with a hammer. He rapped six times, and then after a pause, rapped three more times, smiling broadly as a rumble of laughter rolled through the assembly of Catholics inside the cathedral.</w:t>
+        <w:t xml:space="preserve">  This is a court unafraid of the electorate and unashamed of showing its hand. The emperor does not care that he wears no clothes. Nancy Pelosi reads a poem. President Biden issued a tepid commitment to women's rights. No one seems afraid of the people. That is the people's fault.</w:t>
         <w:br/>
-        <w:t xml:space="preserve">  In church tradition, the knocks symbolize the humble supplication of the new archbishop, seeking a welcome from the flock. </w:t>
+        <w:t xml:space="preserve">  The fight now shifts to the states, where many legal scholars do not know how to interpret this new reality. Some states are struggling with who has what authority. Other states want to refuse to enact Dobbs's dictates but do not know how. We should be there to determine what a life after Roe v. Wade will look like. It will be hard. Setbacks are certain. But there is no other way forward and so many ways backward.</w:t>
         <w:br/>
-        <w:t xml:space="preserve">  When the doors were flung wide, Archbishop Dolan was officially welcomed by a contingent of hierarchs, including Archbishop Pietro Sambi, the apostolic nuncio or ambassador to the United States from the Vatican.</w:t>
+        <w:t xml:space="preserve">  Tressie McMillan Cottom (@tressiemcphd) is an associate professor at the University of North Carolina at Chapel Hill School of Information and Library Science, the author of ''Thick: And Other Essays'' and a 2020 MacArthur fellow.</w:t>
         <w:br/>
-        <w:t xml:space="preserve">  Cardinal Egan turned and shook his successor's hand, using both his hands.</w:t>
+        <w:t xml:space="preserve">  The Times is committed to publishing a diversity of letters to the editor. We'd like to hear what you think about this or any of our articles. Here are some tips. And here's our email: letters@nytimes.com</w:t>
         <w:br/>
-        <w:t xml:space="preserve">  ''Allow me to assure you, that's the last time you're going to have to knock twice to get into St. Pat's,'' Cardinal Egan said during his welcoming remarks.</w:t>
-        <w:br/>
-        <w:t xml:space="preserve">  Soon after, the cathedral erupted in loud applause as Archbishop Dolan was led to the altar, and for the first time in his new home church, donned the tall headdress known as the miter.</w:t>
-        <w:br/>
-        <w:t xml:space="preserve">  Sitting in the audience were the archbishop's mother and other family members. Sister Mary Bosco Daly, 84, his second-grade teacher from his native St. Louis, came from Ireland. From the altar, she read from the first Letter of Saint Peter. </w:t>
-        <w:br/>
-        <w:t xml:space="preserve">  The cathedral filled with the sounds of different languages as prayers were read in Akan, Korean, Portuguese, German and Mandarin.</w:t>
-        <w:br/>
-        <w:t xml:space="preserve">  At the end of the service, the crowd inside the cathedral erupted in wave after wave of applause as Archbishop Dolan stepped into the pews and shook the many hands outstretched. Many in the pews were priests and members of religious orders, but many were lay people active in their churches who had received the two tickets allotted to each parish for the event. </w:t>
-        <w:br/>
-        <w:t xml:space="preserve">  At the front of the cathedral, the new archbishop then mingled with the many priests and seminarians gathered to offer their congratulations. He moved like a veteran politician at a get-out-the -vote rally, putting his arm around one man after another, and pointing at those who were too far away to touch.</w:t>
+        <w:t xml:space="preserve">  Follow The New York Times Opinion section on Facebook, Twitter (@NYTopinion) and Instagram.</w:t>
         <w:br/>
         <w:br/>
-        <w:t>http://www.nytimes.com</w:t>
+        <w:t>https://www.nytimes.com/2022/06/28/opinion/citizens-no-more.html</w:t>
         <w:br/>
         <w:br/>
         <w:t>Graphic</w:t>
@@ -108,13 +98,7 @@
         <w:br/>
         <w:t xml:space="preserve"> </w:t>
         <w:br/>
-        <w:t>PHOTOS: Archbishop Timothy M. Dolan of Milwaukee entered St. Patrick's Cathedral, his new spiritual home, on Tuesday after knocking nine times on the door.</w:t>
-        <w:br/>
-        <w:t>Archbishop Dolan was welcomed by Cardinal Edward M. Egan, left, the departing leader of the Roman Catholic Archdiocese of New York.(PHOTOGRAPHS BY TODD HEISLER/THE NEW YORK TIMES)</w:t>
-        <w:br/>
-        <w:t>Archbishop Timothy M. Dolan participated Tuesday in a vespers ceremony. He will be formally installed Wednesday as Roman Catholic archbishop of New York.(PHOTOGRAPH BY DAMON WINTER/THE NEW YORK TIMES)</w:t>
-        <w:br/>
-        <w:t xml:space="preserve"> Clergy members were caught in the rain during the procession outside St. Patrick's Cathedral.(PHOTOGRAPH BY MICHAEL APPLETON FOR THE NEW YORK TIMES)(pg. A24)</w:t>
+        <w:t>PHOTO (PHOTOGRAPH BY EVELYN HOCKSTEIN/REUTERS)</w:t>
       </w:r>
     </w:p>
     <w:sectPr>

--- a/example_articles/gender/Other/2.gender_Other_New_York_Times.docx
+++ b/example_articles/gender/Other/2.gender_Other_New_York_Times.docx
@@ -7,7 +7,7 @@
         <w:pStyle w:val="Heading1"/>
       </w:pPr>
       <w:r>
-        <w:t>What the Reversal of Roe Means for Women's Work</w:t>
+        <w:t>Policy Lags As Public Shifts Stance On Rights</w:t>
       </w:r>
     </w:p>
     <w:p>
@@ -17,22 +17,22 @@
     </w:p>
     <w:p>
       <w:r>
-        <w:t>Date: 2022-06-29</w:t>
+        <w:t>Date: 2020-06-18</w:t>
       </w:r>
     </w:p>
     <w:p>
       <w:r>
-        <w:t>Section: Section A; Column 0; Editorial Desk; Pg. 23; TRESSIE MCMILLAN COTTOM</w:t>
+        <w:t>Section: Section A; Column 0; National Desk; Pg. 15</w:t>
       </w:r>
     </w:p>
     <w:p>
       <w:r>
-        <w:t>Source file: NYT/8.DOCX</w:t>
+        <w:t>Source file: NYT/13.DOCX</w:t>
       </w:r>
     </w:p>
     <w:p>
       <w:r>
-        <w:t>Raw gender result, 'gender': Mostly women (mentions women and trans men as affected)</w:t>
+        <w:t>Raw gender result, 'gender': Mixed (mentions men and women; references transgender and nonbinary individuals)</w:t>
       </w:r>
     </w:p>
     <w:p>
@@ -49,48 +49,72 @@
     </w:p>
     <w:p>
       <w:r>
-        <w:t xml:space="preserve">Roe has been doctrine my entire life. When I graduated from high school, the senior year photographs were included in a memory book. One of the pages invited us to imagine our careers and salary 10 years in the future. I predicted I would be a lawyer earning a very realistic $35,000 a year. I was not stupid. I knew that race and gender might make that much harder to achieve. It never occurred to me that I should temper my aspirations because I was a girl. </w:t>
+        <w:t>As more Republicans say they support at least some L.G.B.T.Q. protections, President Trump and party leaders continue to stand in opposition and particularly target transgender Americans.</w:t>
         <w:br/>
-        <w:t xml:space="preserve">  In one lifetime, Roe had pushed women so fully into the paid labor market that it was normal for high school seniors to be asked to answer a genderless prompt about their economic aspirations. Flipping through that book today feels like reading a fairy tale, the old Grimm ones and not the new Disney ones.</w:t>
+        <w:t xml:space="preserve">When President George W. Bush needed to shore up support with social conservatives during his re-election run in 2004, he turned to a familiar political tactic: demonizing L.G.B.T.Q. rights. On the campaign trail and from the White House, the Republican leader began championing a constitutional amendment banning same-sex marriage, praising unions between a man and woman as ''critical to the well-being of families.'' </w:t>
         <w:br/>
-        <w:t xml:space="preserve">  I grew up choosing where and how I work because Roe v. Wade gave me many of the same basic rights of personhood as men, for example. Millions of women have, to different degrees, been able to do the same.</w:t>
+        <w:t xml:space="preserve">  Sixteen years later, when another issue of L.G.B.T.Q. rights popped up in the midst of another presidential campaign, the Republican incumbent responded with little more than a shrug.</w:t>
         <w:br/>
-        <w:t xml:space="preserve">  With Roe v. Wade toppled, we do not have the same rights in all labor markets. In a global market, an empowered worker is one who can migrate. With Dobbs, women cannot assume that we can safely work in Idaho the same way that we can in Oregon or Washington. I cannot negotiate wages or time off with an employer with the same risk profile as those who cannot become pregnant. An employer who offers lower pay in a state with abortion care indirectly benefits from women's inability to take our labor on the open market across the nation. Thanks to a rogue court, women's lives are now more determined by the accidents of our birth than they were a week ago.</w:t>
+        <w:t xml:space="preserve">  ''They ruled and we live with their decision,'' President Trump told reporters after the Supreme Court issued a decision on Monday protecting the rights of L.G.B.T.Q. workers. ''That's what it's all about. We live with the decision of the Supreme Court.''</w:t>
         <w:br/>
-        <w:t xml:space="preserve">  Those accidents of birth include circumscribing women's lives by making them dependent upon corporate beneficence. Some companies, including Dick's Sporting Goods, immediately issued statements that they would offer reimbursements to employees for traveling for abortion services. The largess of Dick's and other companies is noteworthy. But it requires women to disclose their health status to a boss they have to hope is well meaning. That says nothing of also hoping that corporate management or leadership does not change. Well-meaning employers can come and go. They also vary in how well meaning they are in terms of pledges of their employee support.</w:t>
+        <w:t xml:space="preserve">  For decades, most Republican leaders have opposed L.G.B.T.Q. civil and marriage rights, views that remain embedded in the party's platform and its activist base. Last weekend, party activists in Virginia punished Representative Denver Riggleman, a first-term Republican, for officiating a same-sex marriage ceremony; they chose a self-described ''biblical conservative'' as their G.O.P. nominee for November. And the Trump administration continues to limit civil rights protections for transgender people and bar most of them from military service.</w:t>
         <w:br/>
-        <w:t xml:space="preserve">  Months before the decision was officially handed down, Starbucks also issued a statement vowing support for employees who seek abortion care. But its statement adds that it cannot guarantee that benefit to workers in unionized stores. Union drives at Starbucks have increased worker power. Many of those workers are women and people who can become pregnant. Potentially attaching support for abortion care to nonunionized labor is a perfect example of why corporations should not be arbiters of human rights.</w:t>
+        <w:t xml:space="preserve">  Yet today, widespread battles over L.G.B.T.Q. rights are less frequent among parts of the Republican Party -- not just among some corporate leaders and political donors who dislike openly bigoted fights, but also among many of the rank-and-file Republicans who say in polling that they support at least some rights and protections for L.G.B.T.Q. people.</w:t>
         <w:br/>
-        <w:t xml:space="preserve">  The majority opinion in Dobbs argues that it is merely making the right to an abortion a state's decision. In reality, the justices are making it a corporation's privilege. A society cannot be held together when half of a population has to rely so heavily on the kindness of strangers to do something as basic as work.</w:t>
+        <w:t xml:space="preserve">  Last year, according to Pew, roughly three in five Americans said they supported same-sex marriage -- up from half that share in 2004. Among Republicans and Republican-leaning independents, 44 percent supported same-sex marriage last year, up from 19 percent. Wide majorities of the country also support extending workplace protections to L.G.B.T.Q. Americans, according to surveys taken before the Supreme Court's ruling.</w:t>
         <w:br/>
-        <w:t xml:space="preserve">  Economics, labor and jobs matter for more reasons than money. Jobs and income are the basic units of U.S. citizenship, in practice. Jobs are how we earn dignity. Income is one way we fund the state, through taxes and production. Jobs are also how the state provisions its responsibility to us, by relying on employers to deliver goods like health care and social security.</w:t>
+        <w:t xml:space="preserve">  The consensus was so broad that last year, even among white Republican men over age 50 holding favorable views of Mr. Trump, 52 percent said that workplace protections and other nondiscrimination laws should apply to L.G.B.T.Q. people, according to a Public Religion Research Institute poll.</w:t>
         <w:br/>
-        <w:t xml:space="preserve">  For only 58 years of the nation's 246-year-old economy, women have been able to avail themselves -- thanks to Title VII of the Civil Rights Act -- of the full citizenship that we effectively purchase through our jobs. We have been able to migrate from the South to the North and the West, seeking better wages and more opportunity. Abortion access afforded women more and better economic opportunities, and those economic opportunities made women more viable in the eyes of the law. We have cobbled together economic opportunity, albeit for less pay than men, yes. But any paid work made us more free by making us more whole in the eyes of courts and institutions.</w:t>
+        <w:t xml:space="preserve">  ''On L.G.B.T. rights, everyone has moved on this issue,'' Robert Jones, the founder of PRRI, said in an interview, referring to voters across the political spectrum. ''Whether you're talking about marriage equality, nondiscrimination protection -- everybody has moved. Seniors have moved, white evangelicals have moved, base Republicans have moved.''</w:t>
         <w:br/>
-        <w:t xml:space="preserve">  Today we pay a greater price for that freedom than do men. And it is a price that our children will inherit. Many of the people who celebrate the Dobbs decision are nostalgic for a pre-World War II American economy. That economy kept women from competing with men in the paid labor market. It also relied on unions to protect working-class men's incomes. That economy is gone. This economy will not magically provide good jobs and good wages for men who will pass that on to their wives and children.</w:t>
+        <w:t xml:space="preserve">  In interviews this week, several Republican voters in battleground states reacted to the Supreme Court ruling by expressing support broadly for civil rights for L.G.B.T.Q. people. Some were gently critical of Mr. Trump on points, while others said the most unexpected thing about the decision was that two Republican-nominated members of the court, Chief Justice John G. Roberts Jr. and Justice Neil M. Gorsuch, joined the court's four more liberal justices on the majority opinion, which Justice Gorsuch wrote.</w:t>
         <w:br/>
-        <w:t xml:space="preserve">  As a Black woman, I inherited the debts that white racism exacted upon the livelihoods of my grandparents and great-grandparents and their great-grandparents. I know well what that inheritance feels like. It makes your life poorer. It makes your communities poorer. And it dooms a society.</w:t>
+        <w:t xml:space="preserve">  ''As conservatives, they usually go by the rule of law, so I was surprised,'' said Wayne Bradley, 43, a Republican from Detroit. ''But I'm comfortable with the decision they made. Everyone deserves respect and with all the other things that are going on in the world, maybe that played a part in their decision. Everybody deserves protection.''</w:t>
         <w:br/>
-        <w:t xml:space="preserve">  That we are all less free than we were on Thursday is, even by now, a cliché. But in fact, that is more true for poor women and trans men than for others. Do not mistake the specific harm for localized harm. When women cannot move freely across this nation, sure that they have basic human rights as they migrate, we are all anchored to the poverty of their choices.</w:t>
+        <w:t xml:space="preserve">  Margie Dougherty, 61, a Republican and Trump backer from Bayside in suburban Milwaukee, said she believed the president was not taking the right approach with his restrictions on transgender people serving in the military.</w:t>
         <w:br/>
-        <w:t xml:space="preserve">  There are even worse days ahead. By all accounts, the overturning of Roe v. Wade is just the beginning of decisions that could reverse hard-won human rights for all Americans. Justice Clarence Thomas indicated that L.G.B.T.Q rights, birth control access and health care privacy may be in the court's cross hairs.</w:t>
+        <w:t xml:space="preserve">  ''If a person can perform the duties of a job or role they are hired and trained for, then they should be allowed to do the job,'' she said.</w:t>
         <w:br/>
-        <w:t xml:space="preserve">  I am still reeling from waking up in a new world. But that feeling cannot solidify into inertia. We can and should donate to organizations that provide abortion services in local communities. At the same time, donations will not save us. Consumer citizenship has trained us to think about our politics as a set of transactions that we can purchase as we do a car or a new pair of shoes. Restoring human rights will require direct political engagement and tremendous resistance. I am not particularly hopeful.</w:t>
+        <w:t xml:space="preserve">  For many transgender and nonbinary Americans, however, changes in public opinion can be cold comfort given that prejudice and hate crimes remain a harsh reality in their lives. In interviews, some expressed concern that the new Supreme Court ruling could take the focus away from work that still needs to be done.</w:t>
         <w:br/>
-        <w:t xml:space="preserve">  Justice Samuel Alito wrote the majority decision. The journalist Stephanie Mencimer wrote in Mother Jones that it was always ''going to be Alito'' who would write the majority decision. Alito says that the court cannot be concerned with how its decisions affect people. Linda Greenhouse in The Times described the opinion as arrogant. I expect arrogance from a conservative court. It is more important to me that the decision is so bold.</w:t>
+        <w:t xml:space="preserve">  ''The big picture is that employment is only one of many places where gay trans people are discriminated against,'' said Patrick Cognato, an English major at Binghamton University who is nonbinary. ''Things like health care, housing and education are really important, too, and have a serious effect on people's everyday lives. People can't wait for these to be addressed because it affects them every day.''</w:t>
         <w:br/>
-        <w:t xml:space="preserve">  This is a court unafraid of the electorate and unashamed of showing its hand. The emperor does not care that he wears no clothes. Nancy Pelosi reads a poem. President Biden issued a tepid commitment to women's rights. No one seems afraid of the people. That is the people's fault.</w:t>
+        <w:t xml:space="preserve">  Last year, in a separate PRRI survey, 62 percent of Americans said that in recent years they had become more supportive of transgender rights, not less. Even a slim majority of white evangelicals -- a Republican bastion -- said they had grown more supportive.</w:t>
         <w:br/>
-        <w:t xml:space="preserve">  The fight now shifts to the states, where many legal scholars do not know how to interpret this new reality. Some states are struggling with who has what authority. Other states want to refuse to enact Dobbs's dictates but do not know how. We should be there to determine what a life after Roe v. Wade will look like. It will be hard. Setbacks are certain. But there is no other way forward and so many ways backward.</w:t>
+        <w:t xml:space="preserve">  But it was only five years ago that transgender Americans became a political target of Republicans trying to regulate the use of public bathrooms. Some political observers believe that the Republican focus on the issue backfired -- particularly when a Democrat, Roy Cooper, won the governor's race in North Carolina after the state's ''bathroom bill'' became a flash point in the campaign. That legislation required transgender people in government and public buildings to use the bathroom that corresponds with the gender on their birth certificate.</w:t>
         <w:br/>
-        <w:t xml:space="preserve">  Tressie McMillan Cottom (@tressiemcphd) is an associate professor at the University of North Carolina at Chapel Hill School of Information and Library Science, the author of ''Thick: And Other Essays'' and a 2020 MacArthur fellow.</w:t>
+        <w:t xml:space="preserve">  The law drew nationwide outrage, prompting companies to cancel planned expansions and move events out of the state, costing North Carolina jobs and tax revenue. Last year, the law was partially repealed by a federal judge.</w:t>
         <w:br/>
-        <w:t xml:space="preserve">  The Times is committed to publishing a diversity of letters to the editor. We'd like to hear what you think about this or any of our articles. Here are some tips. And here's our email: letters@nytimes.com</w:t>
+        <w:t xml:space="preserve">  Whatever the change in attitudes, however, transgender Americans remain heavily targeted for hate crimes, violence and discrimination. Black transgender people suffer disproportionate levels of police violence, and the American Medical Association said last fall that killings of transgender people, especially women of color, amounted to an epidemic.</w:t>
         <w:br/>
-        <w:t xml:space="preserve">  Follow The New York Times Opinion section on Facebook, Twitter (@NYTopinion) and Instagram.</w:t>
+        <w:t xml:space="preserve">  If some Republicans have grown more accepting of L.G.B.T.Q. rights, Mr. Trump, his administration and the party leadership appear out of step with those parts of the base.</w:t>
+        <w:br/>
+        <w:t xml:space="preserve">  While Mr. Trump said in 2016, while running for president, that transgender people should be allowed to use whatever bathroom they feel most comfortable with, he rescinded protections for transgender students in 2017 that had allowed them to use bathrooms corresponding with their gender identity. In addition to the military ban, his administration moved last week to erase protections for transgender patients against discrimination by doctors, hospitals and health insurance companies.</w:t>
+        <w:br/>
+        <w:t xml:space="preserve">  ''I cannot think of another administration that has gone out of its way to discriminate against transgender people specifically,'' said Gabriel Arkles, a senior staff lawyer for the American Civil Liberties Union working on L.G.B.T.Q. rights. ''There are other administrations that were terrible for transgender people -- the Reagan administration's management of the H.I.V. epidemic, Clinton's welfare and prison reform -- but these weren't situations where they were specifically naming transgender people in their policies.''</w:t>
+        <w:br/>
+        <w:t xml:space="preserve">  On other issues, Mr. Trump called same-sex marriage ''settled law'' shortly after taking office, but he also promised to ''seriously consider'' a Supreme Court justice who would once again outlaw the constitutional right. Congressional Republicans and Mr. Trump continue to resist the Equality Act, Democratic-sponsored legislation that would extend anti-discrimination rules for L.G.B.T.Q. Americans. And the executive committee of the Republican National Committee decided this month to carry over the 2016 party platform, which calls for a constitutional amendment overturning the 2015 Supreme Court decision that struck down laws defining marriage between one man and one woman.</w:t>
+        <w:br/>
+        <w:t xml:space="preserve">  With the president's re-election prospects looking precarious at the moment, both Mr. Trump and some party leaders appear wary of antagonizing the loyal voters and activists in the most conservative parts of his base. Yet even some leaders on the right say that opposition to L.G.B.T.Q. protections doesn't carry the same political potency that it once did in some of the most conservative quarters of the party.</w:t>
+        <w:br/>
+        <w:t xml:space="preserve">  ''Religious freedom and the protection of unborn lift ranks far higher in the hierarchy of the concerns from faith-based voters,'' said Ralph Reed, the chairman of the Faith and Freedom Coalition, which works to drive evangelical voters to the polls.</w:t>
+        <w:br/>
+        <w:t xml:space="preserve">  On the campaign trail, most Republican elected officials now generally avoid broadcasting their opposition to same-sex marriage, except in select primary campaigns in deeply conservative districts. Meanwhile, a record number of L.G.B.T.Q. candidates won seats in the 2018 midterms, with 161 openly lesbian, gay, bisexual and transgender people elected, according to the Victory Fund, a nonpartisan political action committee devoted to electing L.G.B.T.Q. candidates. Most were Democrats.</w:t>
+        <w:br/>
+        <w:t xml:space="preserve">  Ed Goeas, a Republican pollster, said that what was once a hot-button issue for voters on the right had turned into something of a nonstarter.</w:t>
+        <w:br/>
+        <w:t xml:space="preserve">  ''There was a period of concern over where things were moving on gay marriage: that a church that refused to marry a gay couple could be sued,'' Mr. Goeas said in an interview. ''The fact of the matter is, nothing's really pushed it to that extent, everything's sort of settled down into normalcy, and I don't sense that it's a big issue today.''</w:t>
+        <w:br/>
+        <w:t xml:space="preserve">  Even as national attitudes have evolved on questions around gender and sexuality, analysts said that the Republican Party under Mr. Trump has hardly let go of cultural issues altogether. It has simply shifted toward talking more about immigration and race, including in his attacks on protesters, immigrants and black celebrities.</w:t>
+        <w:br/>
+        <w:t xml:space="preserve">  ''The new culture war is not abortion or same-sex marriage, the new culture war is about preserving a white, Christian America,'' said Dr. Jones, the PRRI pollster. A 2019 poll from his organization found that, even as many Americans' views on race had moved to the left in recent years, 69 percent of Republicans said they believed that discrimination against white people was just as much of a problem as discrimination against racial minorities.</w:t>
+        <w:br/>
+        <w:t xml:space="preserve">  ''That's what Trump's really leading with,'' Dr. Jones added. ''The 'Make America Great Again' thing -- the way that was heard by most white evangelical Protestants, white working-class folks, was saying: 'I'm going to preserve the composition of the country.'''</w:t>
+        <w:br/>
+        <w:t xml:space="preserve">  Lisa Lerer reported from Washington, and Giovanni Russonello and Isabella Grullón Paz from New York. David Umhoefer contributed reporting from Milwaukee, and Kathleen Gray from Detroit.Lisa Lerer reported from Washington, and Giovanni Russonello and Isabella Grullón Paz from New York. Kathleen Gray contributed reporting from Detroit, and David Umhoefer from Milwaukee.</w:t>
         <w:br/>
         <w:br/>
-        <w:t>https://www.nytimes.com/2022/06/28/opinion/citizens-no-more.html</w:t>
+        <w:t>https://www.nytimes.com/2020/06/17/us/politics/lgbtq-supreme-court-trump-republicans.html</w:t>
         <w:br/>
         <w:br/>
         <w:t>Graphic</w:t>
@@ -98,7 +122,7 @@
         <w:br/>
         <w:t xml:space="preserve"> </w:t>
         <w:br/>
-        <w:t>PHOTO (PHOTOGRAPH BY EVELYN HOCKSTEIN/REUTERS)</w:t>
+        <w:t>PHOTO: The Supreme Court's decision on Monday protecting the rights of gay and transgender workers is part of a broader cultural shift, even among social conservatives. (PHOTOGRAPH BY ANNA MONEYMAKER FOR THE NEW YORK TIMES)</w:t>
       </w:r>
     </w:p>
     <w:sectPr>

--- a/example_articles/gender/Other/2.gender_Other_New_York_Times.docx
+++ b/example_articles/gender/Other/2.gender_Other_New_York_Times.docx
@@ -7,7 +7,7 @@
         <w:pStyle w:val="Heading1"/>
       </w:pPr>
       <w:r>
-        <w:t>Policy Lags As Public Shifts Stance On Rights</w:t>
+        <w:t>A Year After Trump, Women and Minorities Give Groundbreaking Wins to Democrats</w:t>
       </w:r>
     </w:p>
     <w:p>
@@ -17,22 +17,22 @@
     </w:p>
     <w:p>
       <w:r>
-        <w:t>Date: 2020-06-18</w:t>
+        <w:t>Date: 2017-11-08</w:t>
       </w:r>
     </w:p>
     <w:p>
       <w:r>
-        <w:t>Section: Section A; Column 0; National Desk; Pg. 15</w:t>
+        <w:t>Section: US; politics</w:t>
       </w:r>
     </w:p>
     <w:p>
       <w:r>
-        <w:t>Source file: NYT/13.DOCX</w:t>
+        <w:t>Source file: NYT/31.DOCX</w:t>
       </w:r>
     </w:p>
     <w:p>
       <w:r>
-        <w:t>Raw gender result, 'gender': Mixed (mentions men and women; references transgender and nonbinary individuals)</w:t>
+        <w:t>Raw gender result, 'gender': Mixed (women, men, transgender, gay and lesbian included)</w:t>
       </w:r>
     </w:p>
     <w:p>
@@ -49,80 +49,111 @@
     </w:p>
     <w:p>
       <w:r>
-        <w:t>As more Republicans say they support at least some L.G.B.T.Q. protections, President Trump and party leaders continue to stand in opposition and particularly target transgender Americans.</w:t>
+        <w:t>Correction Appended</w:t>
         <w:br/>
-        <w:t xml:space="preserve">When President George W. Bush needed to shore up support with social conservatives during his re-election run in 2004, he turned to a familiar political tactic: demonizing L.G.B.T.Q. rights. On the campaign trail and from the White House, the Republican leader began championing a constitutional amendment banning same-sex marriage, praising unions between a man and woman as ''critical to the well-being of families.'' </w:t>
+        <w:t>If the 2016 presidential election reflected a primal roar from disaffected white working class voters that delivered for President Trump and Republicans, Tuesday's results showed the potential of a rising coalition of women, minorities, and gay and transgender people who are solidly aligning with Democrats.</w:t>
         <w:br/>
-        <w:t xml:space="preserve">  Sixteen years later, when another issue of L.G.B.T.Q. rights popped up in the midst of another presidential campaign, the Republican incumbent responded with little more than a shrug.</w:t>
+        <w:t>A black transgender activist, Andrea Jenkins, was elected to the Minneapolis City Council. A Hispanic woman won the mayor's race in Topeka, Kan. A Sikh man was elected mayor in Hoboken, N.J. Latina, Vietnamese and transgender female candidates won state legislative races. Black candidates were elected lieutenant governor in New Jersey and Virginia. A Liberian refugee in Helena, Mont., was elected mayor.</w:t>
         <w:br/>
-        <w:t xml:space="preserve">  ''They ruled and we live with their decision,'' President Trump told reporters after the Supreme Court issued a decision on Monday protecting the rights of L.G.B.T.Q. workers. ''That's what it's all about. We live with the decision of the Supreme Court.''</w:t>
+        <w:t>Mark Keam, a Korean-American Democrat who was re-elected on Tuesday to his seat in Virginia's House of Delegates, said the wave of first-time minority candidates was a direct response to feeling snipped out of the American picture by Mr. Trump's policies and divisive language.</w:t>
         <w:br/>
-        <w:t xml:space="preserve">  For decades, most Republican leaders have opposed L.G.B.T.Q. civil and marriage rights, views that remain embedded in the party's platform and its activist base. Last weekend, party activists in Virginia punished Representative Denver Riggleman, a first-term Republican, for officiating a same-sex marriage ceremony; they chose a self-described ''biblical conservative'' as their G.O.P. nominee for November. And the Trump administration continues to limit civil rights protections for transgender people and bar most of them from military service.</w:t>
+        <w:t>"In Trump's America, people are getting screwed and those getting screwed more than others are people who've never had a voice in the government," Mr. Keam said. "Those are motivations a white guy wouldn't have."</w:t>
         <w:br/>
-        <w:t xml:space="preserve">  Yet today, widespread battles over L.G.B.T.Q. rights are less frequent among parts of the Republican Party -- not just among some corporate leaders and political donors who dislike openly bigoted fights, but also among many of the rank-and-file Republicans who say in polling that they support at least some rights and protections for L.G.B.T.Q. people.</w:t>
+        <w:t>Some are skeptical of reading too much into one off-year election. And even Democrats have had heated disagreements over whether identity politics help the party or drive people away. But David Ramadan, a Republican who served in the Virginia General Assembly from 2012 to 2016 said the warning for his party was clear.</w:t>
         <w:br/>
-        <w:t xml:space="preserve">  Last year, according to Pew, roughly three in five Americans said they supported same-sex marriage -- up from half that share in 2004. Among Republicans and Republican-leaning independents, 44 percent supported same-sex marriage last year, up from 19 percent. Wide majorities of the country also support extending workplace protections to L.G.B.T.Q. Americans, according to surveys taken before the Supreme Court's ruling.</w:t>
+        <w:t>"Tuesday's results show that unless the Republicans go back to being mainstream conservatives and run on issues like education, jobs and transportations instead of sanctuary cities and Confederate statues, they will hand not only Virginia to liberals, but they will hand the country to liberals and Congress to liberals next year,'' Mr. Ramadan said.</w:t>
         <w:br/>
-        <w:t xml:space="preserve">  The consensus was so broad that last year, even among white Republican men over age 50 holding favorable views of Mr. Trump, 52 percent said that workplace protections and other nondiscrimination laws should apply to L.G.B.T.Q. people, according to a Public Religion Research Institute poll.</w:t>
+        <w:t>Danica Roem</w:t>
         <w:br/>
-        <w:t xml:space="preserve">  ''On L.G.B.T. rights, everyone has moved on this issue,'' Robert Jones, the founder of PRRI, said in an interview, referring to voters across the political spectrum. ''Whether you're talking about marriage equality, nondiscrimination protection -- everybody has moved. Seniors have moved, white evangelicals have moved, base Republicans have moved.''</w:t>
+        <w:t>Even before her election, Danica Roem drew            national attention as a transgender woman running against a Republican who had introduced a "bathroom bill" in the Virginia Legislature to bar transgender people from restrooms.</w:t>
         <w:br/>
-        <w:t xml:space="preserve">  In interviews this week, several Republican voters in battleground states reacted to the Supreme Court ruling by expressing support broadly for civil rights for L.G.B.T.Q. people. Some were gently critical of Mr. Trump on points, while others said the most unexpected thing about the decision was that two Republican-nominated members of the court, Chief Justice John G. Roberts Jr. and Justice Neil M. Gorsuch, joined the court's four more liberal justices on the majority opinion, which Justice Gorsuch wrote.</w:t>
+        <w:t>Ms. Roem, 33, a former reporter for a newspaper in the Washington suburbs, tried to focus on issues like traffic, while fending off attacks from Republicans, including the state party, that she was morally degenerate and not really a woman.</w:t>
         <w:br/>
-        <w:t xml:space="preserve">  ''As conservatives, they usually go by the rule of law, so I was surprised,'' said Wayne Bradley, 43, a Republican from Detroit. ''But I'm comfortable with the decision they made. Everyone deserves respect and with all the other things that are going on in the world, maybe that played a part in their decision. Everybody deserves protection.''</w:t>
+        <w:t>"Help me protect conservative values in Virginia!" her opponent, Bob Marshall, a 26-year incumbent known for his social conservatism, wrote in a campaign flier.</w:t>
         <w:br/>
-        <w:t xml:space="preserve">  Margie Dougherty, 61, a Republican and Trump backer from Bayside in suburban Milwaukee, said she believed the president was not taking the right approach with his restrictions on transgender people serving in the military.</w:t>
+        <w:t>Ms. Roem, who came out in 2013, a year after beginning her transition to a woman, campaigned in a rainbow head scarf and will be the first openly transgender person in the country seated in a state legislature.</w:t>
         <w:br/>
-        <w:t xml:space="preserve">  ''If a person can perform the duties of a job or role they are hired and trained for, then they should be allowed to do the job,'' she said.</w:t>
+        <w:t>She was born and still lives in Manassas, and is something of a policy nerd. She also sings in a heavy metal band, Cab Ride Home, which she said would be taking a hiatus while she focuses as a lawmaker on raising teacher pay, Medicaid expansion — and, a top issue in her suburban district, traffic congestion.</w:t>
         <w:br/>
-        <w:t xml:space="preserve">  For many transgender and nonbinary Americans, however, changes in public opinion can be cold comfort given that prejudice and hate crimes remain a harsh reality in their lives. In interviews, some expressed concern that the new Supreme Court ruling could take the focus away from work that still needs to be done.</w:t>
+        <w:t>Justin Fairfax</w:t>
         <w:br/>
-        <w:t xml:space="preserve">  ''The big picture is that employment is only one of many places where gay trans people are discriminated against,'' said Patrick Cognato, an English major at Binghamton University who is nonbinary. ''Things like health care, housing and education are really important, too, and have a serious effect on people's everyday lives. People can't wait for these to be addressed because it affects them every day.''</w:t>
+        <w:t>While Ralph S. Northam earned the top headlines for his surprisingly strong win over the Republican, Ed Gillespie, the victory by            Justin Fairfax in the lieutenant governor's race, also has long-term implications.</w:t>
         <w:br/>
-        <w:t xml:space="preserve">  Last year, in a separate PRRI survey, 62 percent of Americans said that in recent years they had become more supportive of transgender rights, not less. Even a slim majority of white evangelicals -- a Republican bastion -- said they had grown more supportive.</w:t>
+        <w:t>Mr. Fairfax became the second African-American to be elected to that position, which has often been a stepping stone to the governor's office, as it was for Douglas Wilder, the nation's first elected black governor, Senator Tim Kaine and Mr. Northam himself.</w:t>
         <w:br/>
-        <w:t xml:space="preserve">  But it was only five years ago that transgender Americans became a political target of Republicans trying to regulate the use of public bathrooms. Some political observers believe that the Republican focus on the issue backfired -- particularly when a Democrat, Roy Cooper, won the governor's race in North Carolina after the state's ''bathroom bill'' became a flash point in the campaign. That legislation required transgender people in government and public buildings to use the bathroom that corresponds with the gender on their birth certificate.</w:t>
+        <w:t>A former federal prosecutor and graduate of Duke University and Columbia Law School, Mr. Fairfax had never held elective office. His campaign had an upbeat feel, marked by television ads that showed him preparing peanut butter sandwiches for his young children before he drove them to school.</w:t>
         <w:br/>
-        <w:t xml:space="preserve">  The law drew nationwide outrage, prompting companies to cancel planned expansions and move events out of the state, costing North Carolina jobs and tax revenue. Last year, the law was partially repealed by a federal judge.</w:t>
+        <w:t>Mr. Fairfax will instantly be seen as a top contender for governor in Virginia in 2021. Mr. Northam is limited to one, four-year term. (Virginia governors can serve multiple terms, but not two consecutively.)</w:t>
         <w:br/>
-        <w:t xml:space="preserve">  Whatever the change in attitudes, however, transgender Americans remain heavily targeted for hate crimes, violence and discrimination. Black transgender people suffer disproportionate levels of police violence, and the American Medical Association said last fall that killings of transgender people, especially women of color, amounted to an epidemic.</w:t>
+        <w:t>Jenny Durkan</w:t>
         <w:br/>
-        <w:t xml:space="preserve">  If some Republicans have grown more accepting of L.G.B.T.Q. rights, Mr. Trump, his administration and the party leadership appear out of step with those parts of the base.</w:t>
+        <w:t>Jenny Durkan, who will be Seattle's first openly lesbian mayor and its first female mayor since the 1920s is a former United States attorney and a former member of the Teamsters union.</w:t>
         <w:br/>
-        <w:t xml:space="preserve">  While Mr. Trump said in 2016, while running for president, that transgender people should be allowed to use whatever bathroom they feel most comfortable with, he rescinded protections for transgender students in 2017 that had allowed them to use bathrooms corresponding with their gender identity. In addition to the military ban, his administration moved last week to erase protections for transgender patients against discrimination by doctors, hospitals and health insurance companies.</w:t>
+        <w:t>In Seattle, where socially liberal values and a labor union history are ingrained in the political culture, Ms. Durkan bragged to voters about working as baggage handler after college for a tiny airline in Alaska, where she was the only woman and learned how to fix a forklift. "That union job helped me pay for law school," she told voters.</w:t>
         <w:br/>
-        <w:t xml:space="preserve">  ''I cannot think of another administration that has gone out of its way to discriminate against transgender people specifically,'' said Gabriel Arkles, a senior staff lawyer for the American Civil Liberties Union working on L.G.B.T.Q. rights. ''There are other administrations that were terrible for transgender people -- the Reagan administration's management of the H.I.V. epidemic, Clinton's welfare and prison reform -- but these weren't situations where they were specifically naming transgender people in their policies.''</w:t>
+        <w:t>Ms. Durkan, 59, calls herself a progressive Democrat who is also tough on crime. She touted her experience as the United States attorney, appointed by former President Barack Obama in 2009 — where she became a specialist in cybercrime. But taking a page from Senator Bernie Sanders, she also promised two years of free community or technical tuition to all Seattle high school graduates.</w:t>
         <w:br/>
-        <w:t xml:space="preserve">  On other issues, Mr. Trump called same-sex marriage ''settled law'' shortly after taking office, but he also promised to ''seriously consider'' a Supreme Court justice who would once again outlaw the constitutional right. Congressional Republicans and Mr. Trump continue to resist the Equality Act, Democratic-sponsored legislation that would extend anti-discrimination rules for L.G.B.T.Q. Americans. And the executive committee of the Republican National Committee decided this month to carry over the 2016 party platform, which calls for a constitutional amendment overturning the 2015 Supreme Court decision that struck down laws defining marriage between one man and one woman.</w:t>
+        <w:t>She is a daughter of political royalty in Washington, and grew up one of eight children — a big, noisy Irish Catholic family, as she has called it — led by Martin J. Durkan Sr., who served for decades in the state Legislature, and was twice a candidate for governor of Washington.</w:t>
         <w:br/>
-        <w:t xml:space="preserve">  With the president's re-election prospects looking precarious at the moment, both Mr. Trump and some party leaders appear wary of antagonizing the loyal voters and activists in the most conservative parts of his base. Yet even some leaders on the right say that opposition to L.G.B.T.Q. protections doesn't carry the same political potency that it once did in some of the most conservative quarters of the party.</w:t>
+        <w:t>Wilmot Collins</w:t>
         <w:br/>
-        <w:t xml:space="preserve">  ''Religious freedom and the protection of unborn lift ranks far higher in the hierarchy of the concerns from faith-based voters,'' said Ralph Reed, the chairman of the Faith and Freedom Coalition, which works to drive evangelical voters to the polls.</w:t>
+        <w:t>When he started reading the nasty Facebook posts and hearing the hostile comments from politicians a few years back, Wilmot Collins decided he had to do something. They were accusing refugees, like him, of being terrorists, milking the welfare system and committing crimes.</w:t>
         <w:br/>
-        <w:t xml:space="preserve">  On the campaign trail, most Republican elected officials now generally avoid broadcasting their opposition to same-sex marriage, except in select primary campaigns in deeply conservative districts. Meanwhile, a record number of L.G.B.T.Q. candidates won seats in the 2018 midterms, with 161 openly lesbian, gay, bisexual and transgender people elected, according to the Victory Fund, a nonpartisan political action committee devoted to electing L.G.B.T.Q. candidates. Most were Democrats.</w:t>
+        <w:t>"When I started listening to the rhetoric, I said, 'This is crazy,' " said Mr. Collins, who settled in Helena, Mont., as a refugee from Liberia in 1994. "Here in Montana, we're fighting the notion that refugees are terrorists. Part of me wants to show them that, 'No, here's the face of a refugee. These are who refugees are. Here is my family. This is what refugees look like. We are not terrorists.' "</w:t>
         <w:br/>
-        <w:t xml:space="preserve">  Ed Goeas, a Republican pollster, said that what was once a hot-button issue for voters on the right had turned into something of a nonstarter.</w:t>
+        <w:t>On Tuesday night, Mr. Collins's efforts came full circle when he was elected mayor of Helena, unseating the 16-year incumbent, James E. Smith. Mr. Collins is believed to be the second black person elected to serve as a mayor in Montana. Edward T. Johnson won the Helena mayoral election in 1873, according to Kate Hampton of the Montana Historical Society.</w:t>
         <w:br/>
-        <w:t xml:space="preserve">  ''There was a period of concern over where things were moving on gay marriage: that a church that refused to marry a gay couple could be sued,'' Mr. Goeas said in an interview. ''The fact of the matter is, nothing's really pushed it to that extent, everything's sort of settled down into normalcy, and I don't sense that it's a big issue today.''</w:t>
+        <w:t>Mr. Collins, 54, said he saw his election as a repudiation of some of the restrictive immigration rhetoric of President Trump.</w:t>
         <w:br/>
-        <w:t xml:space="preserve">  Even as national attitudes have evolved on questions around gender and sexuality, analysts said that the Republican Party under Mr. Trump has hardly let go of cultural issues altogether. It has simply shifted toward talking more about immigration and race, including in his attacks on protesters, immigrants and black celebrities.</w:t>
+        <w:t>"It's telling the bigger America that this is not about race, this is not about national origin," Mr. Collins said. He added: "What Helena said yesterday was, 'We're looking for a good candidate and we believe in this person.' "</w:t>
         <w:br/>
-        <w:t xml:space="preserve">  ''The new culture war is not abortion or same-sex marriage, the new culture war is about preserving a white, Christian America,'' said Dr. Jones, the PRRI pollster. A 2019 poll from his organization found that, even as many Americans' views on race had moved to the left in recent years, 69 percent of Republicans said they believed that discrimination against white people was just as much of a problem as discrimination against racial minorities.</w:t>
+        <w:t>Mr. Collins (whose cousin, Helene Cooper, is a reporter for The New York Times) said that some of his major platform planks included providing funding for essential services like the fire and police departments, and creating more affordable housing in part because of the large populations of homeless veterans and teenagers in Helena.</w:t>
         <w:br/>
-        <w:t xml:space="preserve">  ''That's what Trump's really leading with,'' Dr. Jones added. ''The 'Make America Great Again' thing -- the way that was heard by most white evangelical Protestants, white working-class folks, was saying: 'I'm going to preserve the composition of the country.'''</w:t>
+        <w:t>Mr. Collins, who is married with two adult children, came to the United States after fleeing the civil war in Liberia. He works for the state as a child protection investigator and has been a member of the Navy Reserve for two decades.</w:t>
         <w:br/>
-        <w:t xml:space="preserve">  Lisa Lerer reported from Washington, and Giovanni Russonello and Isabella Grullón Paz from New York. David Umhoefer contributed reporting from Milwaukee, and Kathleen Gray from Detroit.Lisa Lerer reported from Washington, and Giovanni Russonello and Isabella Grullón Paz from New York. Kathleen Gray contributed reporting from Detroit, and David Umhoefer from Milwaukee.</w:t>
+        <w:t>Michelle De La Isla</w:t>
         <w:br/>
+        <w:t>The new mayorof Topeka, Kan., Michelle De La Isla, took a difficult and winding journey to the Midwest and politics.</w:t>
         <w:br/>
-        <w:t>https://www.nytimes.com/2020/06/17/us/politics/lgbtq-supreme-court-trump-republicans.html</w:t>
+        <w:t>Born in New York and raised in Puerto Rico, she became homeless at 17 and pregnant at 19. A pastor at the church where she sang in the choir told her she was smart and should go to college on the mainland. That led Ms. De La Isla, now 41, to Wichita State University.</w:t>
         <w:br/>
+        <w:t>Today she is a single mother of three, a son and two daughters, after escaping an abusive marriage with the help of a program at the Y.W.C.A. in Topeka, she said on Tuesday after narrowly winning the mayor's race.</w:t>
         <w:br/>
-        <w:t>Graphic</w:t>
+        <w:t>"All these experiences I've turned into blessings," Ms. De La Isla said. "It's easier to serve people when you're not judging them from the get-go."</w:t>
         <w:br/>
+        <w:t>Ms. De La Isla first became involved in Topeka, a city of about 122,000 with small pockets of Hispanics and African-Americans, by counseling people about their financial credit.</w:t>
         <w:br/>
-        <w:t xml:space="preserve"> </w:t>
+        <w:t>That led to running Topeka Habitat for Humanity, which led to her attending City Council meetings on revitalizing the downtown. A councilman who was elected mayor suggested that she seek his seat, which she won four years ago.</w:t>
         <w:br/>
-        <w:t>PHOTO: The Supreme Court's decision on Monday protecting the rights of gay and transgender workers is part of a broader cultural shift, even among social conservatives. (PHOTOGRAPH BY ANNA MONEYMAKER FOR THE NEW YORK TIMES)</w:t>
+        <w:t>"I'll never forget having a conversation with my girls: My youngest said if you get elected you're showing me I can do anything," Ms. De La Isla said. "The pressure was on. It's been a journey."</w:t>
+        <w:br/>
+        <w:t>Hala Ayala</w:t>
+        <w:br/>
+        <w:t>Hala Ayala, one of two women who will be the first Latinas in the Virginia General Assembly, plunged into politics after helping to organize a contingent from Prince William County to attend the Washington Women's March in January.</w:t>
+        <w:br/>
+        <w:t>"After the Women's March it was like, no more," she said. "Run for office. Make change."</w:t>
+        <w:br/>
+        <w:t>Ms. Ayala, 44, quit a job in cybersecurity for the Coast Guard to run for office. The state party emphasized that she had a security clearance to rebuff Republican TV ads and mailers raising fears of illegal immigrants and crime.</w:t>
+        <w:br/>
+        <w:t>In fact, she said the attacks produced a backlash in her Northern Virginia district, which has a large military and immigrant population. Lines at polls on Tuesday were the most racially and ethnically diverse she said she had seen in a decade of volunteering.</w:t>
+        <w:br/>
+        <w:t>A single mother of two adult children, aged 20 and 22, Ms. Ayala has lived in the county over 35 years. She said one voter, a father with a preschool daughter, told her he hoped she would inspire his daughter. "Maybe one day she'll run for office," he said.</w:t>
+        <w:br/>
+        <w:t>Michael Tackett reported from Washington, Trip Gabriel from New York and John Eligon from Vallejo, Calif. Kirk Johnson contributed reporting from Seattle.</w:t>
+        <w:br/>
+        <w:t>Correction: November 8, 2017, Wednesday</w:t>
+        <w:br/>
+        <w:t>This article has been revised to reflect the following correction: Because of an editing error, an earlier version of this article misstated the gender of the new lieutenant governor of New Jersey. The lieutenant governor is a woman, not a man.</w:t>
+        <w:br/>
+        <w:t>PHOTOS: Many candidates who are female, minorities, gay or transgender won on Tuesday. Clockwise from top left: Justin Fairfax in Virginia; Danica Roem in Virginia; Wilmot Collins, right, in Montana; Michelle De La Isla, with hands together, in Kansas; Jenny Durkan, left, in Seattle; and Hala Ayala, speaking, in Virginia. (PHOTOGRAPHS BY CLIFF OWEN/ASSOCIATED PRESS; AL DRAGO FOR THE NEW YORK TIMES; THOM BRIDGE/HELENA INDEPENDENT RECORD; THAD ALLTON/THE CAPITAL-JOURNAL; ELAINE THOMPSON/ASSOCIATED PRESS)</w:t>
+        <w:br/>
+        <w:t>Related Articles</w:t>
+        <w:br/>
+        <w:t>With Virginia, Voters Give Democrats First Big Wins of the Trump Era</w:t>
+        <w:br/>
+        <w:t>Key Takeaways From Tuesday's Elections</w:t>
+        <w:br/>
+        <w:t>Trumpism Without Trump: A Losing Formula in Swing-State Virginia</w:t>
       </w:r>
     </w:p>
     <w:sectPr>
